--- a/PRESUPUESTO.docx
+++ b/PRESUPUESTO.docx
@@ -463,11 +463,15 @@
               <w:jc w:val="both"/>
               <w:rPr>
                 <w:rFonts w:ascii="Calibri" w:hAnsi="Calibri" w:cs="Calibri"/>
-              </w:rPr>
-            </w:pPr>
-            <w:r>
-              <w:rPr>
-                <w:rFonts w:ascii="Calibri" w:hAnsi="Calibri" w:cs="Calibri"/>
+                <w:b/>
+                <w:bCs/>
+              </w:rPr>
+            </w:pPr>
+            <w:r>
+              <w:rPr>
+                <w:rFonts w:ascii="Calibri" w:hAnsi="Calibri" w:cs="Calibri"/>
+                <w:b/>
+                <w:bCs/>
               </w:rPr>
               <w:t>Total</w:t>
             </w:r>
@@ -482,11 +486,15 @@
               <w:jc w:val="center"/>
               <w:rPr>
                 <w:rFonts w:ascii="Calibri" w:hAnsi="Calibri" w:cs="Calibri"/>
-              </w:rPr>
-            </w:pPr>
-            <w:r>
-              <w:rPr>
-                <w:rFonts w:ascii="Calibri" w:hAnsi="Calibri" w:cs="Calibri"/>
+                <w:b/>
+                <w:bCs/>
+              </w:rPr>
+            </w:pPr>
+            <w:r>
+              <w:rPr>
+                <w:rFonts w:ascii="Calibri" w:hAnsi="Calibri" w:cs="Calibri"/>
+                <w:b/>
+                <w:bCs/>
               </w:rPr>
               <w:t>100%</w:t>
             </w:r>
@@ -501,11 +509,15 @@
               <w:jc w:val="center"/>
               <w:rPr>
                 <w:rFonts w:ascii="Calibri" w:hAnsi="Calibri" w:cs="Calibri"/>
-              </w:rPr>
-            </w:pPr>
-            <w:r>
-              <w:rPr>
-                <w:rFonts w:ascii="Calibri" w:hAnsi="Calibri" w:cs="Calibri"/>
+                <w:b/>
+                <w:bCs/>
+              </w:rPr>
+            </w:pPr>
+            <w:r>
+              <w:rPr>
+                <w:rFonts w:ascii="Calibri" w:hAnsi="Calibri" w:cs="Calibri"/>
+                <w:b/>
+                <w:bCs/>
               </w:rPr>
               <w:t>70.000</w:t>
             </w:r>
@@ -1131,6 +1143,7 @@
   <w:style w:type="character" w:default="1" w:styleId="Fuentedeprrafopredeter">
     <w:name w:val="Default Paragraph Font"/>
     <w:uiPriority w:val="1"/>
+    <w:semiHidden/>
     <w:unhideWhenUsed/>
   </w:style>
   <w:style w:type="table" w:default="1" w:styleId="Tablanormal">
